--- a/00_과제제출/띠지 온톨로지 명세서_최종.docx
+++ b/00_과제제출/띠지 온톨로지 명세서_최종.docx
@@ -774,7 +774,7 @@
       <w:r>
         <w:drawing>
           <wp:inline xmlns:a="http://schemas.openxmlformats.org/drawingml/2006/main" xmlns:pic="http://schemas.openxmlformats.org/drawingml/2006/picture">
-            <wp:extent cx="6035040" cy="3425444"/>
+            <wp:extent cx="6035040" cy="3052767"/>
             <wp:docPr id="1" name="Picture 1"/>
             <wp:cNvGraphicFramePr>
               <a:graphicFrameLocks noChangeAspect="1"/>
@@ -795,7 +795,7 @@
                   <pic:spPr>
                     <a:xfrm>
                       <a:off x="0" y="0"/>
-                      <a:ext cx="6035040" cy="3425444"/>
+                      <a:ext cx="6035040" cy="3052767"/>
                     </a:xfrm>
                     <a:prstGeom prst="rect"/>
                   </pic:spPr>

--- a/00_과제제출/띠지 온톨로지 명세서_최종.docx
+++ b/00_과제제출/띠지 온톨로지 명세서_최종.docx
@@ -774,7 +774,7 @@
       <w:r>
         <w:drawing>
           <wp:inline xmlns:a="http://schemas.openxmlformats.org/drawingml/2006/main" xmlns:pic="http://schemas.openxmlformats.org/drawingml/2006/picture">
-            <wp:extent cx="6035040" cy="3052767"/>
+            <wp:extent cx="6035040" cy="3067748"/>
             <wp:docPr id="1" name="Picture 1"/>
             <wp:cNvGraphicFramePr>
               <a:graphicFrameLocks noChangeAspect="1"/>
@@ -795,7 +795,7 @@
                   <pic:spPr>
                     <a:xfrm>
                       <a:off x="0" y="0"/>
-                      <a:ext cx="6035040" cy="3052767"/>
+                      <a:ext cx="6035040" cy="3067748"/>
                     </a:xfrm>
                     <a:prstGeom prst="rect"/>
                   </pic:spPr>

--- a/00_과제제출/띠지 온톨로지 명세서_최종.docx
+++ b/00_과제제출/띠지 온톨로지 명세서_최종.docx
@@ -7,7 +7,7 @@
         <w:pStyle w:val="Heading1"/>
       </w:pPr>
       <w:r>
-        <w:t>OBI 띠지·표지 권위 온톨로지 — 데이터 명세서 v2.3</w:t>
+        <w:t>OBI 띠지·표지 권위 온톨로지 — 데이터 명세서</w:t>
       </w:r>
     </w:p>
     <w:p>
@@ -816,7 +816,7 @@
           <w:color w:val="666666"/>
           <w:sz w:val="18"/>
         </w:rPr>
-        <w:t>그림 1. OBI 띠지·뒷표지 온톨로지 데이터 모델 개념도 (v2.3)</w:t>
+        <w:t>그림 1. OBI 띠지·뒷표지 온톨로지 데이터 모델 개념도</w:t>
       </w:r>
     </w:p>
     <w:p>
@@ -17609,7 +17609,7 @@
                 <w:rFonts w:ascii="Consolas" w:hAnsi="Consolas" w:eastAsia="Consolas"/>
                 <w:sz w:val="17"/>
               </w:rPr>
-              <w:t>OBI_온톨로지_스키마_v2.3.owl</w:t>
+              <w:t>OBI_온톨로지_스키마.owl</w:t>
             </w:r>
           </w:p>
         </w:tc>

--- a/00_과제제출/띠지 온톨로지 명세서_최종.docx
+++ b/00_과제제출/띠지 온톨로지 명세서_최종.docx
@@ -39,237 +39,6 @@
       </w:r>
     </w:p>
     <w:p>
-      <w:pPr>
-        <w:shd w:val="clear" w:color="auto" w:fill="FBF6E9"/>
-        <w:ind w:left="200"/>
-      </w:pPr>
-      <w:r>
-        <w:rPr>
-          <w:b/>
-          <w:i/>
-          <w:sz w:val="18"/>
-        </w:rPr>
-        <w:t>v2.3 변경점</w:t>
-      </w:r>
-      <w:r>
-        <w:rPr>
-          <w:i/>
-          <w:sz w:val="18"/>
-        </w:rPr>
-        <w:t xml:space="preserve">: 띠지 전용에서 </w:t>
-      </w:r>
-      <w:r>
-        <w:rPr>
-          <w:b/>
-          <w:i/>
-          <w:sz w:val="18"/>
-        </w:rPr>
-        <w:t>'표지 전체 권위'</w:t>
-      </w:r>
-      <w:r>
-        <w:rPr>
-          <w:i/>
-          <w:sz w:val="18"/>
-        </w:rPr>
-        <w:t xml:space="preserve"> 로 확장. 상속 뿌리 </w:t>
-      </w:r>
-      <w:r>
-        <w:rPr>
-          <w:rFonts w:ascii="Consolas" w:hAnsi="Consolas" w:eastAsia="Consolas"/>
-          <w:i/>
-          <w:sz w:val="18"/>
-        </w:rPr>
-        <w:t>obi:CoverCopy</w:t>
-      </w:r>
-      <w:r>
-        <w:rPr>
-          <w:i/>
-          <w:sz w:val="18"/>
-        </w:rPr>
-        <w:t xml:space="preserve"> 아래 띠지(</w:t>
-      </w:r>
-      <w:r>
-        <w:rPr>
-          <w:rFonts w:ascii="Consolas" w:hAnsi="Consolas" w:eastAsia="Consolas"/>
-          <w:i/>
-          <w:sz w:val="18"/>
-        </w:rPr>
-        <w:t>obi:Obi</w:t>
-      </w:r>
-      <w:r>
-        <w:rPr>
-          <w:i/>
-          <w:sz w:val="18"/>
-        </w:rPr>
-        <w:t>)·뒷표지(</w:t>
-      </w:r>
-      <w:r>
-        <w:rPr>
-          <w:rFonts w:ascii="Consolas" w:hAnsi="Consolas" w:eastAsia="Consolas"/>
-          <w:i/>
-          <w:sz w:val="18"/>
-        </w:rPr>
-        <w:t>obi:BCover</w:t>
-      </w:r>
-      <w:r>
-        <w:rPr>
-          <w:i/>
-          <w:sz w:val="18"/>
-        </w:rPr>
-        <w:t>)가 11종 블록 속성을 공유 상속(§14). 뒷표지 ABox 구축 완료(BCover 587책·블록 2,175·추천블록 730, §12.5). 외부 자원 매칭은 인물(Person) 매칭 우선이며 뒷표지 신규 추천인 일부(69명)는 추가 매칭 예정. 표면별 위치(</w:t>
-      </w:r>
-      <w:r>
-        <w:rPr>
-          <w:rFonts w:ascii="Consolas" w:hAnsi="Consolas" w:eastAsia="Consolas"/>
-          <w:i/>
-          <w:sz w:val="18"/>
-        </w:rPr>
-        <w:t>obi:printedOn</w:t>
-      </w:r>
-      <w:r>
-        <w:rPr>
-          <w:i/>
-          <w:sz w:val="18"/>
-        </w:rPr>
-        <w:t>→</w:t>
-      </w:r>
-      <w:r>
-        <w:rPr>
-          <w:rFonts w:ascii="Consolas" w:hAnsi="Consolas" w:eastAsia="Consolas"/>
-          <w:i/>
-          <w:sz w:val="18"/>
-        </w:rPr>
-        <w:t>SurfaceScheme</w:t>
-      </w:r>
-      <w:r>
-        <w:rPr>
-          <w:i/>
-          <w:sz w:val="18"/>
-        </w:rPr>
-        <w:t>)·물질성(</w:t>
-      </w:r>
-      <w:r>
-        <w:rPr>
-          <w:rFonts w:ascii="Consolas" w:hAnsi="Consolas" w:eastAsia="Consolas"/>
-          <w:i/>
-          <w:sz w:val="18"/>
-        </w:rPr>
-        <w:t>obi:isEphemeral</w:t>
-      </w:r>
-      <w:r>
-        <w:rPr>
-          <w:i/>
-          <w:sz w:val="18"/>
-        </w:rPr>
-        <w:t xml:space="preserve">) 도입. 상세 설계는 별도 문서 </w:t>
-      </w:r>
-      <w:r>
-        <w:rPr>
-          <w:rFonts w:ascii="Consolas" w:hAnsi="Consolas" w:eastAsia="Consolas"/>
-          <w:i/>
-          <w:sz w:val="18"/>
-        </w:rPr>
-        <w:t>표지권위_스키마설명.md</w:t>
-      </w:r>
-      <w:r>
-        <w:rPr>
-          <w:i/>
-          <w:sz w:val="18"/>
-        </w:rPr>
-        <w:t xml:space="preserve"> 참조. </w:t>
-      </w:r>
-      <w:r>
-        <w:rPr>
-          <w:b/>
-          <w:i/>
-          <w:sz w:val="18"/>
-        </w:rPr>
-        <w:t>v2.2 변경점</w:t>
-      </w:r>
-      <w:r>
-        <w:rPr>
-          <w:i/>
-          <w:sz w:val="18"/>
-        </w:rPr>
-        <w:t xml:space="preserve">: 외부 LOD 링크에 </w:t>
-      </w:r>
-      <w:r>
-        <w:rPr>
-          <w:b/>
-          <w:i/>
-          <w:sz w:val="18"/>
-        </w:rPr>
-        <w:t>provenance·신뢰도 주석 체계</w:t>
-      </w:r>
-      <w:r>
-        <w:rPr>
-          <w:i/>
-          <w:sz w:val="18"/>
-        </w:rPr>
-        <w:t>(</w:t>
-      </w:r>
-      <w:r>
-        <w:rPr>
-          <w:rFonts w:ascii="Consolas" w:hAnsi="Consolas" w:eastAsia="Consolas"/>
-          <w:i/>
-          <w:sz w:val="18"/>
-        </w:rPr>
-        <w:t>obi:linkageStatus</w:t>
-      </w:r>
-      <w:r>
-        <w:rPr>
-          <w:i/>
-          <w:sz w:val="18"/>
-        </w:rPr>
-        <w:t>·</w:t>
-      </w:r>
-      <w:r>
-        <w:rPr>
-          <w:rFonts w:ascii="Consolas" w:hAnsi="Consolas" w:eastAsia="Consolas"/>
-          <w:i/>
-          <w:sz w:val="18"/>
-        </w:rPr>
-        <w:t>linkageMethod</w:t>
-      </w:r>
-      <w:r>
-        <w:rPr>
-          <w:i/>
-          <w:sz w:val="18"/>
-        </w:rPr>
-        <w:t>·</w:t>
-      </w:r>
-      <w:r>
-        <w:rPr>
-          <w:rFonts w:ascii="Consolas" w:hAnsi="Consolas" w:eastAsia="Consolas"/>
-          <w:i/>
-          <w:sz w:val="18"/>
-        </w:rPr>
-        <w:t>linkageConfidence</w:t>
-      </w:r>
-      <w:r>
-        <w:rPr>
-          <w:i/>
-          <w:sz w:val="18"/>
-        </w:rPr>
-        <w:t>·</w:t>
-      </w:r>
-      <w:r>
-        <w:rPr>
-          <w:rFonts w:ascii="Consolas" w:hAnsi="Consolas" w:eastAsia="Consolas"/>
-          <w:i/>
-          <w:sz w:val="18"/>
-        </w:rPr>
-        <w:t>linkageEvidence</w:t>
-      </w:r>
-      <w:r>
-        <w:rPr>
-          <w:i/>
-          <w:sz w:val="18"/>
-        </w:rPr>
-        <w:t>) 도입(§6.2.4, §8.2). 알라딘 작가 bio·대표작 기반 disambiguation 및 사람 검수 반영(§8.3). 모든 Person·Org 가 "링크 또는 사유 범주화"로 완성됨(미분류 0).</w:t>
-      </w:r>
-    </w:p>
-    <w:p>
       <w:r>
         <w:t>본 명세서는 OBI 데이터를 활용하려는 외부 사용자가 자원의 구조·URI 패턴·SPARQL 쿼리 방법을 한 문서에서 파악할 수 있도록 작성되었다.</w:t>
       </w:r>
@@ -373,7 +142,7 @@
         <w:rPr>
           <w:b/>
         </w:rPr>
-        <w:t>표지 권위 확장(v2.3)</w:t>
+        <w:t>표지 권위 확장</w:t>
       </w:r>
       <w:r>
         <w:t xml:space="preserve">: 띠지뿐 아니라 </w:t>
@@ -1339,7 +1108,36 @@
     </w:p>
     <w:p>
       <w:r>
-        <w:t>OBI 의 모든 자원은 결정적 URI 슬러그 규칙으로 부여된다. 즉 외부 사용자는 작품 제목·ISBN·인물 이름 등을 알면 해당 URI 를 직접 구성하여 조회할 수 있다.</w:t>
+        <w:t xml:space="preserve">OBI 의 자원 URI 는 </w:t>
+      </w:r>
+      <w:r>
+        <w:rPr>
+          <w:b/>
+        </w:rPr>
+        <w:t>불투명(opaque) 식별자</w:t>
+      </w:r>
+      <w:r>
+        <w:t xml:space="preserve">로 부여된다. URI 자체에는 이름·의미를 담지 않으며, 자원의 이름·제목 등 의미 정보는 </w:t>
+      </w:r>
+      <w:r>
+        <w:rPr>
+          <w:rFonts w:ascii="Consolas" w:hAnsi="Consolas" w:eastAsia="Consolas"/>
+          <w:sz w:val="18"/>
+        </w:rPr>
+        <w:t>rdfs:label</w:t>
+      </w:r>
+      <w:r>
+        <w:t>·</w:t>
+      </w:r>
+      <w:r>
+        <w:rPr>
+          <w:rFonts w:ascii="Consolas" w:hAnsi="Consolas" w:eastAsia="Consolas"/>
+          <w:sz w:val="18"/>
+        </w:rPr>
+        <w:t>skos:prefLabel</w:t>
+      </w:r>
+      <w:r>
+        <w:t xml:space="preserve"> 에 둔다(이유 §10.2). 판본·촬영본·표지 산물은 ISBN13(+시점 슬롯)으로, 작품·인물·기관·분류 Concept 은 무의미 일련번호로 minting 한다.</w:t>
       </w:r>
     </w:p>
     <w:tbl>
@@ -1453,7 +1251,7 @@
                 <w:rFonts w:ascii="Consolas" w:hAnsi="Consolas" w:eastAsia="Consolas"/>
                 <w:sz w:val="17"/>
               </w:rPr>
-              <w:t>obi:Work_{title_slug}</w:t>
+              <w:t>obi:Work_{nnnnnn}</w:t>
             </w:r>
           </w:p>
         </w:tc>
@@ -1472,7 +1270,7 @@
                 <w:rFonts w:ascii="Consolas" w:hAnsi="Consolas" w:eastAsia="Consolas"/>
                 <w:sz w:val="17"/>
               </w:rPr>
-              <w:t>obi:Work_소년이온다</w:t>
+              <w:t>obi:Work_000001</w:t>
             </w:r>
           </w:p>
         </w:tc>
@@ -1511,7 +1309,7 @@
                 <w:rFonts w:ascii="Consolas" w:hAnsi="Consolas" w:eastAsia="Consolas"/>
                 <w:sz w:val="17"/>
               </w:rPr>
-              <w:t>obi:Series_{name_slug}</w:t>
+              <w:t>obi:Series_{nnnnnn}</w:t>
             </w:r>
           </w:p>
         </w:tc>
@@ -1530,7 +1328,7 @@
                 <w:rFonts w:ascii="Consolas" w:hAnsi="Consolas" w:eastAsia="Consolas"/>
                 <w:sz w:val="17"/>
               </w:rPr>
-              <w:t>obi:Series_위픽시리즈</w:t>
+              <w:t>obi:Series_000078</w:t>
             </w:r>
           </w:p>
         </w:tc>
@@ -1626,7 +1424,7 @@
               <w:rPr>
                 <w:sz w:val="17"/>
               </w:rPr>
-              <w:t>`obi:Image_{ISBN}_{year\</w:t>
+              <w:t>`obi:Image_{ISBN}[_{year\</w:t>
             </w:r>
           </w:p>
         </w:tc>
@@ -1644,7 +1442,7 @@
               <w:rPr>
                 <w:sz w:val="17"/>
               </w:rPr>
-              <w:t>pub}`</w:t>
+              <w:t>pub}]`</w:t>
             </w:r>
           </w:p>
         </w:tc>
@@ -1682,7 +1480,7 @@
               <w:rPr>
                 <w:sz w:val="17"/>
               </w:rPr>
-              <w:t>`obi:Obi_{ISBN}_{year\</w:t>
+              <w:t>`obi:Obi_{ISBN}[_{year\</w:t>
             </w:r>
           </w:p>
         </w:tc>
@@ -1700,7 +1498,7 @@
               <w:rPr>
                 <w:sz w:val="17"/>
               </w:rPr>
-              <w:t>pub}`</w:t>
+              <w:t>pub}]`</w:t>
             </w:r>
           </w:p>
         </w:tc>
@@ -1720,7 +1518,7 @@
               <w:rPr>
                 <w:sz w:val="17"/>
               </w:rPr>
-              <w:t>사람</w:t>
+              <w:t>뒷표지</w:t>
             </w:r>
           </w:p>
         </w:tc>
@@ -1736,10 +1534,9 @@
             </w:r>
             <w:r>
               <w:rPr>
-                <w:rFonts w:ascii="Consolas" w:hAnsi="Consolas" w:eastAsia="Consolas"/>
-                <w:sz w:val="17"/>
-              </w:rPr>
-              <w:t>obi:Person_{name_slug}</w:t>
+                <w:sz w:val="17"/>
+              </w:rPr>
+              <w:t>`obi:BCover_{ISBN}[_{year\</w:t>
             </w:r>
           </w:p>
         </w:tc>
@@ -1755,10 +1552,9 @@
             </w:r>
             <w:r>
               <w:rPr>
-                <w:rFonts w:ascii="Consolas" w:hAnsi="Consolas" w:eastAsia="Consolas"/>
-                <w:sz w:val="17"/>
-              </w:rPr>
-              <w:t>obi:Person_한강</w:t>
+                <w:sz w:val="17"/>
+              </w:rPr>
+              <w:t>pub}]`</w:t>
             </w:r>
           </w:p>
         </w:tc>
@@ -1778,7 +1574,7 @@
               <w:rPr>
                 <w:sz w:val="17"/>
               </w:rPr>
-              <w:t>기관</w:t>
+              <w:t>사람</w:t>
             </w:r>
           </w:p>
         </w:tc>
@@ -1797,7 +1593,7 @@
                 <w:rFonts w:ascii="Consolas" w:hAnsi="Consolas" w:eastAsia="Consolas"/>
                 <w:sz w:val="17"/>
               </w:rPr>
-              <w:t>obi:Org_{name_slug}</w:t>
+              <w:t>obi:Person_{nnnnnn}</w:t>
             </w:r>
           </w:p>
         </w:tc>
@@ -1816,20 +1612,7 @@
                 <w:rFonts w:ascii="Consolas" w:hAnsi="Consolas" w:eastAsia="Consolas"/>
                 <w:sz w:val="17"/>
               </w:rPr>
-              <w:t>obi:Org_창비</w:t>
-            </w:r>
-            <w:r>
-              <w:rPr>
-                <w:sz w:val="17"/>
-              </w:rPr>
-              <w:t xml:space="preserve">, </w:t>
-            </w:r>
-            <w:r>
-              <w:rPr>
-                <w:rFonts w:ascii="Consolas" w:hAnsi="Consolas" w:eastAsia="Consolas"/>
-                <w:sz w:val="17"/>
-              </w:rPr>
-              <w:t>obi:Org_RHK</w:t>
+              <w:t>obi:Person_000016</w:t>
             </w:r>
           </w:p>
         </w:tc>
@@ -1849,7 +1632,7 @@
               <w:rPr>
                 <w:sz w:val="17"/>
               </w:rPr>
-              <w:t>익명 독자</w:t>
+              <w:t>기관</w:t>
             </w:r>
           </w:p>
         </w:tc>
@@ -1868,7 +1651,7 @@
                 <w:rFonts w:ascii="Consolas" w:hAnsi="Consolas" w:eastAsia="Consolas"/>
                 <w:sz w:val="17"/>
               </w:rPr>
-              <w:t>obi:AnonymousReader_독자</w:t>
+              <w:t>obi:Org_{nnnnnn}</w:t>
             </w:r>
           </w:p>
         </w:tc>
@@ -1884,9 +1667,10 @@
             </w:r>
             <w:r>
               <w:rPr>
-                <w:sz w:val="17"/>
-              </w:rPr>
-              <w:t>(단일 인스턴스)</w:t>
+                <w:rFonts w:ascii="Consolas" w:hAnsi="Consolas" w:eastAsia="Consolas"/>
+                <w:sz w:val="17"/>
+              </w:rPr>
+              <w:t>obi:Org_000001</w:t>
             </w:r>
           </w:p>
         </w:tc>
@@ -1906,7 +1690,7 @@
               <w:rPr>
                 <w:sz w:val="17"/>
               </w:rPr>
-              <w:t>추천인 직군</w:t>
+              <w:t>익명 독자</w:t>
             </w:r>
           </w:p>
         </w:tc>
@@ -1925,7 +1709,7 @@
                 <w:rFonts w:ascii="Consolas" w:hAnsi="Consolas" w:eastAsia="Consolas"/>
                 <w:sz w:val="17"/>
               </w:rPr>
-              <w:t>obi:Role_{slug}</w:t>
+              <w:t>obi:AnonymousReader_{nnnnnn}</w:t>
             </w:r>
           </w:p>
         </w:tc>
@@ -1944,7 +1728,13 @@
                 <w:rFonts w:ascii="Consolas" w:hAnsi="Consolas" w:eastAsia="Consolas"/>
                 <w:sz w:val="17"/>
               </w:rPr>
-              <w:t>obi:Role_평론가</w:t>
+              <w:t>obi:AnonymousReader_000001</w:t>
+            </w:r>
+            <w:r>
+              <w:rPr>
+                <w:sz w:val="17"/>
+              </w:rPr>
+              <w:t xml:space="preserve"> (단일 인스턴스)</w:t>
             </w:r>
           </w:p>
         </w:tc>
@@ -1964,7 +1754,7 @@
               <w:rPr>
                 <w:sz w:val="17"/>
               </w:rPr>
-              <w:t>영상화 유형</w:t>
+              <w:t>추천인 직군</w:t>
             </w:r>
           </w:p>
         </w:tc>
@@ -1983,7 +1773,7 @@
                 <w:rFonts w:ascii="Consolas" w:hAnsi="Consolas" w:eastAsia="Consolas"/>
                 <w:sz w:val="17"/>
               </w:rPr>
-              <w:t>obi:AdaptType_{slug}</w:t>
+              <w:t>obi:Role_{nnnnnn}</w:t>
             </w:r>
           </w:p>
         </w:tc>
@@ -2002,7 +1792,7 @@
                 <w:rFonts w:ascii="Consolas" w:hAnsi="Consolas" w:eastAsia="Consolas"/>
                 <w:sz w:val="17"/>
               </w:rPr>
-              <w:t>obi:AdaptType_드라마</w:t>
+              <w:t>obi:Role_000020</w:t>
             </w:r>
           </w:p>
         </w:tc>
@@ -2022,7 +1812,7 @@
               <w:rPr>
                 <w:sz w:val="17"/>
               </w:rPr>
-              <w:t>시리즈 유형</w:t>
+              <w:t>영상화 유형</w:t>
             </w:r>
           </w:p>
         </w:tc>
@@ -2041,7 +1831,7 @@
                 <w:rFonts w:ascii="Consolas" w:hAnsi="Consolas" w:eastAsia="Consolas"/>
                 <w:sz w:val="17"/>
               </w:rPr>
-              <w:t>obi:SeriesType_{slug}</w:t>
+              <w:t>obi:AdaptType_{nnnnnn}</w:t>
             </w:r>
           </w:p>
         </w:tc>
@@ -2060,7 +1850,7 @@
                 <w:rFonts w:ascii="Consolas" w:hAnsi="Consolas" w:eastAsia="Consolas"/>
                 <w:sz w:val="17"/>
               </w:rPr>
-              <w:t>obi:SeriesType_큐레이션시리즈</w:t>
+              <w:t>obi:AdaptType_000001</w:t>
             </w:r>
           </w:p>
         </w:tc>
@@ -2080,7 +1870,7 @@
               <w:rPr>
                 <w:sz w:val="17"/>
               </w:rPr>
-              <w:t>수상 상태</w:t>
+              <w:t>시리즈 유형</w:t>
             </w:r>
           </w:p>
         </w:tc>
@@ -2099,7 +1889,7 @@
                 <w:rFonts w:ascii="Consolas" w:hAnsi="Consolas" w:eastAsia="Consolas"/>
                 <w:sz w:val="17"/>
               </w:rPr>
-              <w:t>obi:AwardStatus_{slug}</w:t>
+              <w:t>obi:SeriesType_{nnnnnn}</w:t>
             </w:r>
           </w:p>
         </w:tc>
@@ -2118,7 +1908,7 @@
                 <w:rFonts w:ascii="Consolas" w:hAnsi="Consolas" w:eastAsia="Consolas"/>
                 <w:sz w:val="17"/>
               </w:rPr>
-              <w:t>obi:AwardStatus_수상</w:t>
+              <w:t>obi:SeriesType_000002</w:t>
             </w:r>
           </w:p>
         </w:tc>
@@ -2138,6 +1928,64 @@
               <w:rPr>
                 <w:sz w:val="17"/>
               </w:rPr>
+              <w:t>수상 상태</w:t>
+            </w:r>
+          </w:p>
+        </w:tc>
+        <w:tc>
+          <w:tcPr>
+            <w:tcW w:type="dxa" w:w="2880"/>
+          </w:tcPr>
+          <w:p>
+            <w:r>
+              <w:rPr>
+                <w:sz w:val="17"/>
+              </w:rPr>
+            </w:r>
+            <w:r>
+              <w:rPr>
+                <w:rFonts w:ascii="Consolas" w:hAnsi="Consolas" w:eastAsia="Consolas"/>
+                <w:sz w:val="17"/>
+              </w:rPr>
+              <w:t>obi:AwardStatus_{nnnnnn}</w:t>
+            </w:r>
+          </w:p>
+        </w:tc>
+        <w:tc>
+          <w:tcPr>
+            <w:tcW w:type="dxa" w:w="2880"/>
+          </w:tcPr>
+          <w:p>
+            <w:r>
+              <w:rPr>
+                <w:sz w:val="17"/>
+              </w:rPr>
+            </w:r>
+            <w:r>
+              <w:rPr>
+                <w:rFonts w:ascii="Consolas" w:hAnsi="Consolas" w:eastAsia="Consolas"/>
+                <w:sz w:val="17"/>
+              </w:rPr>
+              <w:t>obi:AwardStatus_000001</w:t>
+            </w:r>
+          </w:p>
+        </w:tc>
+      </w:tr>
+      <w:tr>
+        <w:tc>
+          <w:tcPr>
+            <w:tcW w:type="dxa" w:w="2880"/>
+          </w:tcPr>
+          <w:p>
+            <w:r>
+              <w:rPr>
+                <w:sz w:val="17"/>
+              </w:rPr>
+            </w:r>
+            <w:r>
+              <w:rPr>
+                <w:sz w:val="17"/>
+              </w:rPr>
               <w:t>기관 역할</w:t>
             </w:r>
           </w:p>
@@ -2157,7 +2005,7 @@
                 <w:rFonts w:ascii="Consolas" w:hAnsi="Consolas" w:eastAsia="Consolas"/>
                 <w:sz w:val="17"/>
               </w:rPr>
-              <w:t>obi:OrgRole_{slug}</w:t>
+              <w:t>obi:OrgRole_{nnnnnn}</w:t>
             </w:r>
           </w:p>
         </w:tc>
@@ -2176,13 +2024,71 @@
                 <w:rFonts w:ascii="Consolas" w:hAnsi="Consolas" w:eastAsia="Consolas"/>
                 <w:sz w:val="17"/>
               </w:rPr>
-              <w:t>obi:OrgRole_출판사</w:t>
+              <w:t>obi:OrgRole_000001</w:t>
             </w:r>
           </w:p>
         </w:tc>
       </w:tr>
     </w:tbl>
     <w:p/>
+    <w:p>
+      <w:pPr>
+        <w:shd w:val="clear" w:color="auto" w:fill="FBF6E9"/>
+        <w:ind w:left="200"/>
+      </w:pPr>
+      <w:r>
+        <w:rPr>
+          <w:i/>
+          <w:sz w:val="18"/>
+        </w:rPr>
+        <w:t xml:space="preserve">따라서 출판사 "문학과지성사"는 URI 가 아니라 불투명 URI(예 </w:t>
+      </w:r>
+      <w:r>
+        <w:rPr>
+          <w:rFonts w:ascii="Consolas" w:hAnsi="Consolas" w:eastAsia="Consolas"/>
+          <w:i/>
+          <w:sz w:val="18"/>
+        </w:rPr>
+        <w:t>obi:Org_000123</w:t>
+      </w:r>
+      <w:r>
+        <w:rPr>
+          <w:i/>
+          <w:sz w:val="18"/>
+        </w:rPr>
+        <w:t xml:space="preserve">)에 </w:t>
+      </w:r>
+      <w:r>
+        <w:rPr>
+          <w:rFonts w:ascii="Consolas" w:hAnsi="Consolas" w:eastAsia="Consolas"/>
+          <w:i/>
+          <w:sz w:val="18"/>
+        </w:rPr>
+        <w:t>skos:prefLabel "문학과지성사"@ko</w:t>
+      </w:r>
+      <w:r>
+        <w:rPr>
+          <w:i/>
+          <w:sz w:val="18"/>
+        </w:rPr>
+        <w:t xml:space="preserve"> 로 표상된다. </w:t>
+      </w:r>
+      <w:r>
+        <w:rPr>
+          <w:b/>
+          <w:i/>
+          <w:sz w:val="18"/>
+        </w:rPr>
+        <w:t>이명 통합(§10.3·§10.4)은 여러 표기를 *하나의 불투명 URI* 로 모아</w:t>
+      </w:r>
+      <w:r>
+        <w:rPr>
+          <w:i/>
+          <w:sz w:val="18"/>
+        </w:rPr>
+        <w:t xml:space="preserve"> 대표 이름을 prefLabel, 이명을 altLabel 로 붙이는 과정이다. (현재 예외: 뒷표지 신규 인물·기관 일부는 이름 슬러그 URI 를 쓰며 불투명 ID 로 정규화 예정.)</w:t>
+      </w:r>
+    </w:p>
     <w:p>
       <w:r>
         <w:rPr>
@@ -13635,15 +13541,90 @@
     </w:p>
     <w:p>
       <w:pPr>
+        <w:shd w:val="clear" w:color="auto" w:fill="FBF6E9"/>
+        <w:ind w:left="200"/>
+      </w:pPr>
+      <w:r>
+        <w:rPr>
+          <w:b/>
+          <w:i/>
+          <w:sz w:val="18"/>
+        </w:rPr>
+        <w:t>표기 규약</w:t>
+      </w:r>
+      <w:r>
+        <w:rPr>
+          <w:i/>
+          <w:sz w:val="18"/>
+        </w:rPr>
+        <w:t xml:space="preserve">: 본 절에서 </w:t>
+      </w:r>
+      <w:r>
+        <w:rPr>
+          <w:rFonts w:ascii="Consolas" w:hAnsi="Consolas" w:eastAsia="Consolas"/>
+          <w:i/>
+          <w:sz w:val="18"/>
+        </w:rPr>
+        <w:t>Org_문학과지성사</w:t>
+      </w:r>
+      <w:r>
+        <w:rPr>
+          <w:i/>
+          <w:sz w:val="18"/>
+        </w:rPr>
+        <w:t>·</w:t>
+      </w:r>
+      <w:r>
+        <w:rPr>
+          <w:rFonts w:ascii="Consolas" w:hAnsi="Consolas" w:eastAsia="Consolas"/>
+          <w:i/>
+          <w:sz w:val="18"/>
+        </w:rPr>
+        <w:t>Org_RHK</w:t>
+      </w:r>
+      <w:r>
+        <w:rPr>
+          <w:i/>
+          <w:sz w:val="18"/>
+        </w:rPr>
+        <w:t xml:space="preserve"> 처럼 적은 것은 가독성을 위한 *대표 라벨(prefLabel)* 지칭이며, 실제 URI 는 불투명 일련번호(</w:t>
+      </w:r>
+      <w:r>
+        <w:rPr>
+          <w:rFonts w:ascii="Consolas" w:hAnsi="Consolas" w:eastAsia="Consolas"/>
+          <w:i/>
+          <w:sz w:val="18"/>
+        </w:rPr>
+        <w:t>obi:Org_000123</w:t>
+      </w:r>
+      <w:r>
+        <w:rPr>
+          <w:i/>
+          <w:sz w:val="18"/>
+        </w:rPr>
+        <w:t>)다(§4).</w:t>
+      </w:r>
+    </w:p>
+    <w:p>
+      <w:pPr>
         <w:pStyle w:val="Heading3"/>
       </w:pPr>
       <w:r>
-        <w:t>10.1 URI Slug 생성 룰</w:t>
+        <w:t>10.1 정규화 키(slug) 생성 룰</w:t>
       </w:r>
     </w:p>
     <w:p>
       <w:r>
-        <w:t>자원 이름에서 한글·영문·숫자만 남기고 공백·특수문자를 제거한다.</w:t>
+        <w:t xml:space="preserve">slug 는 </w:t>
+      </w:r>
+      <w:r>
+        <w:rPr>
+          <w:b/>
+        </w:rPr>
+        <w:t>URI 가 아니라</w:t>
+      </w:r>
+      <w:r>
+        <w:t xml:space="preserve"> 이명 통합용 *정규화 키*(대표 prefLabel 산출용)다. 자원 이름에서 한글·영문·숫자만 남기고 공백·특수문자를 제거해, 같은 entity 의 표기 변이를 한 키로 모은다. 실제 URI 는 이 키와 무관하게 불투명 일련번호(§4)로 부여된다.</w:t>
       </w:r>
     </w:p>
     <w:p>
@@ -13680,14 +13661,37 @@
         <w:t>"문학과 지성사"</w:t>
       </w:r>
       <w:r>
-        <w:t xml:space="preserve"> → </w:t>
+        <w:t>·</w:t>
       </w:r>
       <w:r>
         <w:rPr>
           <w:rFonts w:ascii="Consolas" w:hAnsi="Consolas" w:eastAsia="Consolas"/>
           <w:sz w:val="18"/>
         </w:rPr>
-        <w:t>obi:Org_문학과지성사</w:t>
+        <w:t>"문학과의 지성사"</w:t>
+      </w:r>
+      <w:r>
+        <w:t xml:space="preserve"> → 정규화 키 </w:t>
+      </w:r>
+      <w:r>
+        <w:rPr>
+          <w:rFonts w:ascii="Consolas" w:hAnsi="Consolas" w:eastAsia="Consolas"/>
+          <w:sz w:val="18"/>
+        </w:rPr>
+        <w:t>문학과지성사</w:t>
+      </w:r>
+      <w:r>
+        <w:t xml:space="preserve"> → 한 entity(</w:t>
+      </w:r>
+      <w:r>
+        <w:rPr>
+          <w:rFonts w:ascii="Consolas" w:hAnsi="Consolas" w:eastAsia="Consolas"/>
+          <w:sz w:val="18"/>
+        </w:rPr>
+        <w:t>obi:Org_000123</w:t>
+      </w:r>
+      <w:r>
+        <w:t>, prefLabel "문학과지성사")로 통합.</w:t>
       </w:r>
     </w:p>
     <w:p>
@@ -17866,7 +17870,7 @@
     </w:p>
     <w:p>
       <w:r>
-        <w:t xml:space="preserve">v2.3 에서 띠지 전용 모델을 </w:t>
+        <w:t xml:space="preserve">이 온톨로지는 띠지 전용 모델을 </w:t>
       </w:r>
       <w:r>
         <w:rPr>
@@ -17875,7 +17879,7 @@
         <w:t>표지 전체 권위</w:t>
       </w:r>
       <w:r>
-        <w:t xml:space="preserve"> 로 확장했다. 설계 전문·검증·ABox 작업법은 별도 문서 </w:t>
+        <w:t xml:space="preserve"> 로 확장한다. 설계 전문·검증·ABox 작업법은 별도 문서 </w:t>
       </w:r>
       <w:r>
         <w:rPr>

--- a/00_과제제출/띠지 온톨로지 명세서_최종.docx
+++ b/00_과제제출/띠지 온톨로지 명세서_최종.docx
@@ -2086,7 +2086,7 @@
           <w:i/>
           <w:sz w:val="18"/>
         </w:rPr>
-        <w:t xml:space="preserve"> 대표 이름을 prefLabel, 이명을 altLabel 로 붙이는 과정이다. (현재 예외: 뒷표지 신규 인물·기관 일부는 이름 슬러그 URI 를 쓰며 불투명 ID 로 정규화 예정.)</w:t>
+        <w:t xml:space="preserve"> 대표 이름을 prefLabel, 이명을 altLabel 로 붙이는 과정이다. (뒷표지 신규 인물·기관 124건도 불투명 ID 로 정규화 완료 — 전 자원이 불투명 URI 이며 이름은 라벨로 보존.)</w:t>
       </w:r>
     </w:p>
     <w:p>

--- a/00_과제제출/띠지 온톨로지 명세서_최종.docx
+++ b/00_과제제출/띠지 온톨로지 명세서_최종.docx
@@ -13261,12 +13261,21 @@
         <w:pStyle w:val="Heading2"/>
       </w:pPr>
       <w:r>
-        <w:t>9. 직렬화 변이</w:t>
+        <w:t>9. 직렬화</w:t>
       </w:r>
     </w:p>
     <w:p>
       <w:r>
-        <w:t>OBI 는 같은 정보를 두 가지 RDF 직렬화 형식으로 제공한다.</w:t>
+        <w:t xml:space="preserve">과제 제출 스키마는 표준 </w:t>
+      </w:r>
+      <w:r>
+        <w:rPr>
+          <w:b/>
+        </w:rPr>
+        <w:t>RDF/XML (OWL 2)</w:t>
+      </w:r>
+      <w:r>
+        <w:t xml:space="preserve"> 한 가지로 제공된다.</w:t>
       </w:r>
     </w:p>
     <w:tbl>
@@ -13384,7 +13393,7 @@
                 <w:rFonts w:ascii="Consolas" w:hAnsi="Consolas" w:eastAsia="Consolas"/>
                 <w:sz w:val="17"/>
               </w:rPr>
-              <w:t>obi_0428_emptynode.owl</w:t>
+              <w:t>OBI_온톨로지_스키마.owl</w:t>
             </w:r>
           </w:p>
         </w:tc>
@@ -13439,81 +13448,6 @@
                 <w:sz w:val="17"/>
               </w:rPr>
               <w:t>Protégé 호환</w:t>
-            </w:r>
-          </w:p>
-        </w:tc>
-      </w:tr>
-      <w:tr>
-        <w:tc>
-          <w:tcPr>
-            <w:tcW w:type="dxa" w:w="2160"/>
-          </w:tcPr>
-          <w:p>
-            <w:r>
-              <w:rPr>
-                <w:sz w:val="17"/>
-              </w:rPr>
-            </w:r>
-            <w:r>
-              <w:rPr>
-                <w:rFonts w:ascii="Consolas" w:hAnsi="Consolas" w:eastAsia="Consolas"/>
-                <w:sz w:val="17"/>
-              </w:rPr>
-              <w:t>obi_0428_rdfstar.ttl</w:t>
-            </w:r>
-          </w:p>
-        </w:tc>
-        <w:tc>
-          <w:tcPr>
-            <w:tcW w:type="dxa" w:w="2160"/>
-          </w:tcPr>
-          <w:p>
-            <w:r>
-              <w:rPr>
-                <w:sz w:val="17"/>
-              </w:rPr>
-            </w:r>
-            <w:r>
-              <w:rPr>
-                <w:sz w:val="17"/>
-              </w:rPr>
-              <w:t>Turtle-star</w:t>
-            </w:r>
-          </w:p>
-        </w:tc>
-        <w:tc>
-          <w:tcPr>
-            <w:tcW w:type="dxa" w:w="2160"/>
-          </w:tcPr>
-          <w:p>
-            <w:r>
-              <w:rPr>
-                <w:sz w:val="17"/>
-              </w:rPr>
-            </w:r>
-            <w:r>
-              <w:rPr>
-                <w:sz w:val="17"/>
-              </w:rPr>
-              <w:t>rdf-star reification</w:t>
-            </w:r>
-          </w:p>
-        </w:tc>
-        <w:tc>
-          <w:tcPr>
-            <w:tcW w:type="dxa" w:w="2160"/>
-          </w:tcPr>
-          <w:p>
-            <w:r>
-              <w:rPr>
-                <w:sz w:val="17"/>
-              </w:rPr>
-            </w:r>
-            <w:r>
-              <w:rPr>
-                <w:sz w:val="17"/>
-              </w:rPr>
-              <w:t>Jena 4.x / rdflib 6+ 필요. Protégé 미지원</w:t>
             </w:r>
           </w:p>
         </w:tc>
@@ -13522,13 +13456,7 @@
     <w:p/>
     <w:p>
       <w:r>
-        <w:rPr>
-          <w:b/>
-        </w:rPr>
-        <w:t>표준 작업은 emptynode 버전을 사용한다.</w:t>
-      </w:r>
-      <w:r>
-        <w:t xml:space="preserve"> rdf-star 변이는 추후 reification 패턴 비교 연구용으로 함께 제공된다.</w:t>
+        <w:t>마케팅 카피 블록은 표준 OWL 2 의 blank node + DP/OP 로 표현한다. (rdf-star(Turtle-star) reification 변이도 연구용으로 구성 가능하나 — Jena 4.x/rdflib 6+ 필요, Protégé 미지원 — 본 제출본에는 표준 RDF/XML 만 포함한다.)</w:t>
       </w:r>
     </w:p>
     <w:p>
@@ -16144,7 +16072,7 @@
               <w:rPr>
                 <w:sz w:val="17"/>
               </w:rPr>
-              <w:t>총 트리플 (TBox + ABox)</w:t>
+              <w:t>총 트리플 (띠지 통합그래프)</w:t>
             </w:r>
           </w:p>
         </w:tc>
@@ -16183,14 +16111,14 @@
               <w:rPr>
                 <w:sz w:val="17"/>
               </w:rPr>
-              <w:t>TBox 트리플 (</w:t>
+              <w:t>스키마(TBox) 트리플 (</w:t>
             </w:r>
             <w:r>
               <w:rPr>
                 <w:rFonts w:ascii="Consolas" w:hAnsi="Consolas" w:eastAsia="Consolas"/>
                 <w:sz w:val="17"/>
               </w:rPr>
-              <w:t>띠지온톨로지_TBox.owl</w:t>
+              <w:t>OBI_온톨로지_스키마.owl</w:t>
             </w:r>
             <w:r>
               <w:rPr>
@@ -16215,7 +16143,13 @@
                 <w:b/>
                 <w:sz w:val="17"/>
               </w:rPr>
-              <w:t>352</w:t>
+              <w:t>433</w:t>
+            </w:r>
+            <w:r>
+              <w:rPr>
+                <w:sz w:val="17"/>
+              </w:rPr>
+              <w:t xml:space="preserve"> (CoverCopy·BCover 확장 병합 후)</w:t>
             </w:r>
           </w:p>
         </w:tc>
@@ -16235,7 +16169,7 @@
               <w:rPr>
                 <w:sz w:val="17"/>
               </w:rPr>
-              <w:t>통합 파일</w:t>
+              <w:t>샘플 데이터 파일 (띠지+뒷표지 union)</w:t>
             </w:r>
           </w:p>
         </w:tc>
@@ -16254,7 +16188,13 @@
                 <w:rFonts w:ascii="Consolas" w:hAnsi="Consolas" w:eastAsia="Consolas"/>
                 <w:sz w:val="17"/>
               </w:rPr>
-              <w:t>OBI_통합그래프_전수.ttl</w:t>
+              <w:t>OBI_샘플데이터_ABox.ttl</w:t>
+            </w:r>
+            <w:r>
+              <w:rPr>
+                <w:sz w:val="17"/>
+              </w:rPr>
+              <w:t xml:space="preserve"> (약 150,088 트리플)</w:t>
             </w:r>
           </w:p>
         </w:tc>
@@ -16367,17 +16307,17 @@
     </w:p>
     <w:p>
       <w:r>
-        <w:t>뒷표지 권위 ABox(</w:t>
+        <w:t xml:space="preserve">뒷표지 권위 ABox(샘플 데이터 </w:t>
       </w:r>
       <w:r>
         <w:rPr>
           <w:rFonts w:ascii="Consolas" w:hAnsi="Consolas" w:eastAsia="Consolas"/>
           <w:sz w:val="18"/>
         </w:rPr>
-        <w:t>뒷표지_ABox.ttl</w:t>
-      </w:r>
-      <w:r>
-        <w:t>) — 전체 뒷표지 비전 OCR(Gemini) 기반.</w:t>
+        <w:t>OBI_샘플데이터_ABox.ttl</w:t>
+      </w:r>
+      <w:r>
+        <w:t xml:space="preserve"> 에 통합) — 전체 뒷표지 비전 OCR(Gemini) 기반.</w:t>
       </w:r>
     </w:p>
     <w:p>
@@ -17229,20 +17169,7 @@
               <w:rPr>
                 <w:sz w:val="17"/>
               </w:rPr>
-              <w:t>신규 인물 중 KAC 연결 완료(</w:t>
-            </w:r>
-            <w:r>
-              <w:rPr>
-                <w:rFonts w:ascii="Consolas" w:hAnsi="Consolas" w:eastAsia="Consolas"/>
-                <w:sz w:val="17"/>
-              </w:rPr>
-              <w:t>뒷표지_인물KAC.ttl</w:t>
-            </w:r>
-            <w:r>
-              <w:rPr>
-                <w:sz w:val="17"/>
-              </w:rPr>
-              <w:t>)</w:t>
+              <w:t>신규 인물 중 KAC 연결 완료(샘플 데이터에 통합)</w:t>
             </w:r>
           </w:p>
         </w:tc>
@@ -17879,27 +17806,17 @@
         <w:t>표지 전체 권위</w:t>
       </w:r>
       <w:r>
-        <w:t xml:space="preserve"> 로 확장한다. 설계 전문·검증·ABox 작업법은 별도 문서 </w:t>
+        <w:t xml:space="preserve"> 로 확장한다. 확장 어휘(CoverCopy·BCover·SurfaceScheme·printedOn·isEphemeral)는 제출 스키마 </w:t>
       </w:r>
       <w:r>
         <w:rPr>
           <w:rFonts w:ascii="Consolas" w:hAnsi="Consolas" w:eastAsia="Consolas"/>
           <w:sz w:val="18"/>
         </w:rPr>
-        <w:t>표지권위_스키마설명.md</w:t>
-      </w:r>
-      <w:r>
-        <w:t xml:space="preserve"> 와 스키마 </w:t>
-      </w:r>
-      <w:r>
-        <w:rPr>
-          <w:rFonts w:ascii="Consolas" w:hAnsi="Consolas" w:eastAsia="Consolas"/>
-          <w:sz w:val="18"/>
-        </w:rPr>
-        <w:t>2_스키마/표지권위_확장스키마.ttl</w:t>
-      </w:r>
-      <w:r>
-        <w:t xml:space="preserve"> 을 참조한다. 핵심만 요약한다.</w:t>
+        <w:t>OBI_온톨로지_스키마.owl</w:t>
+      </w:r>
+      <w:r>
+        <w:t xml:space="preserve"> 에 통합되어 있다. 핵심만 요약한다.</w:t>
       </w:r>
     </w:p>
     <w:p>
@@ -18164,7 +18081,17 @@
         <w:t>rdfs:subPropertyOf*</w:t>
       </w:r>
       <w:r>
-        <w:t xml:space="preserve"> 를 명시한다(§5_쿼리 07번 참조).</w:t>
+        <w:t xml:space="preserve"> 를 명시한다(</w:t>
+      </w:r>
+      <w:r>
+        <w:rPr>
+          <w:rFonts w:ascii="Consolas" w:hAnsi="Consolas" w:eastAsia="Consolas"/>
+          <w:sz w:val="18"/>
+        </w:rPr>
+        <w:t>OBI_SPARQL질의.rq</w:t>
+      </w:r>
+      <w:r>
+        <w:t xml:space="preserve"> 07번 참조).</w:t>
       </w:r>
     </w:p>
     <w:p>

--- a/00_과제제출/띠지 온톨로지 명세서_최종.docx
+++ b/00_과제제출/띠지 온톨로지 명세서_최종.docx
@@ -17448,7 +17448,7 @@
         <w:pStyle w:val="Heading3"/>
       </w:pPr>
       <w:r>
-        <w:t>13.1 파일 일람 (과제 제출본 — 4종)</w:t>
+        <w:t>13.1 파일 일람 (4종)</w:t>
       </w:r>
     </w:p>
     <w:tbl>
